--- a/klagomål/A 25122-2022 FSC-klagomål.docx
+++ b/klagomål/A 25122-2022 FSC-klagomål.docx
@@ -955,7 +955,7 @@
     <w:r>
       <w:tab/>
       <w:tab/>
-      <w:t>2026-06-18</w:t>
+      <w:t>2026-06-19</w:t>
       <w:br/>
       <w:br/>
     </w:r>

--- a/klagomål/A 25122-2022 FSC-klagomål.docx
+++ b/klagomål/A 25122-2022 FSC-klagomål.docx
@@ -955,7 +955,7 @@
     <w:r>
       <w:tab/>
       <w:tab/>
-      <w:t>2026-06-19</w:t>
+      <w:t>2026-06-20</w:t>
       <w:br/>
       <w:br/>
     </w:r>

--- a/klagomål/A 25122-2022 FSC-klagomål.docx
+++ b/klagomål/A 25122-2022 FSC-klagomål.docx
@@ -168,38 +168,7 @@
     </w:p>
     <w:p>
       <w:r>
-        <w:t>Detta dokument behandlar höga naturvärden i avverkningsanmälan A 25122-2022 i Åre kommun som inkom 2022-06-17 och omfattar 0,3 ha.</w:t>
-      </w:r>
-    </w:p>
-    <w:p>
-      <w:r>
-        <w:t>Nedan presenteras fynd av naturvårdsarter och fridlysta arter som gjorts i det avverkningsanmälda området, samt relevanta utdrag ur standarderna för FSC, Chain of Custody, Controlled Wood och PEFC. I BILAGA 1 finns artfakta om fridlysta och rödlistade arter.</w:t>
-      </w:r>
-    </w:p>
-    <w:p>
-      <w:r>
-        <w:t>Vi förväntar oss att ni återkommer med ett skriftligt svar på vårt klagomål och även beskriver vilka korrigerande åtgärder ni satt in för att rätta till identifierade brister i er efterlevnad av den svenska FSC standarden.</w:t>
-      </w:r>
-    </w:p>
-    <w:p>
-      <w:pPr>
-        <w:pStyle w:val="Heading1"/>
-      </w:pPr>
-      <w:r>
-        <w:t>Naturvårdsarter</w:t>
-      </w:r>
-    </w:p>
-    <w:p>
-      <w:r>
-        <w:t>Inom 9 meter från avverkningsanmälan har följande 4 naturvårdsarter hittats: lunglav (NT, T), guckusko (S, T, §7), tibast (S, T) och blåsippa (T, §9). Av dessa är 1 rödlistade. För rödlistade arter har rödlistekategorin angivits inom parentes. Arter som är signalarter enligt Skogsstyrelsen har markerats med (S). Typiska arter inom Natura 2000 som är kopplade till skogsekosystem har markerats med (T). För fridlysta arter anges även paragrafen i Artskyddsförordningen som arten är fridlyst enligt.</w:t>
-      </w:r>
-    </w:p>
-    <w:p>
-      <w:r>
-        <w:t>De påträffade naturvårdsarterna är ett tydligt kvitto på att det rör sig om en skog med höga naturvärden.</w:t>
-      </w:r>
-      <w:r>
-        <w:t xml:space="preserve"> I Figur 1 visas fyndplatser för naturvårdsarter i området, som finns registrerade på Artportalen.</w:t>
+        <w:t>Detta klagomål behandlar höga naturvärden i avverkningsanmälan A 25122-2022 i Åre kommun som inkom 2022-06-17 och omfattar 0,3 ha.</w:t>
       </w:r>
     </w:p>
     <w:p>
@@ -247,82 +216,35 @@
         <w:spacing w:after="240"/>
       </w:pPr>
       <w:r>
-        <w:t>Figur 1. Fyndplatser för naturvårdsarter inom 9 meter från avverkningsanmälan (röd linje). Markörer utan svart kant är placerade på fyndplatsen. Markörer med svart kant är placerade vid sidan av fyndplatsen och har ett svart streck som visar fyndplatsens exakta position. Kartans mittpunktskoordinat är N 7007961, E 450717 i SWEREF 99 TM.</w:t>
+        <w:t>Figur 1. Fyndplatser för naturvårdsarter inom 9 meter från avverkningsanmälan. Markörer utan svart kant är placerade på fyndplatsen. Markörer med svart kant är placerade vid sidan av fyndplatsen har ett svart streck som visar fyndplatsens exakta position. Kartans mittpunktskoordinat är N 7007961, E 450717 i SWEREF 99 TM.</w:t>
+      </w:r>
+    </w:p>
+    <w:p>
+      <w:r>
+        <w:t>Inom 9 meter från avverkningsanmälan finns fynd av 4 naturvårdsarter, varav 1 är rödlistad, 2 är fridlysta, 4 är typiska (T) och 2 är signalarter (S): lunglav (NT, T), guckusko (S, T, §7), tibast (S, T) och blåsippa (T, §9). Se Figur 1.</w:t>
+      </w:r>
+    </w:p>
+    <w:p>
+      <w:r>
+        <w:t>Nedan presenteras relevanta utdrag ur standarderna för FSC, Chain of Custody, Controlled Wood och PEFC.</w:t>
+      </w:r>
+    </w:p>
+    <w:p>
+      <w:r>
+        <w:t>Vi förväntar oss att ni återkommer med ett skriftligt svar på vårt klagomål och även beskriver vilka korrigerande åtgärder ni satt in för att rätta till identifierade brister i er efterlevnad av den svenska FSC standarden.</w:t>
       </w:r>
     </w:p>
     <w:p>
       <w:pPr>
-        <w:pStyle w:val="Heading2"/>
+        <w:pStyle w:val="Heading1"/>
       </w:pPr>
       <w:r>
-        <w:t>Fridlysta arter</w:t>
+        <w:t>Naturvårdsarter och fridlysta arter</w:t>
       </w:r>
     </w:p>
     <w:p>
       <w:r>
-        <w:t>Följande fridlysta arter har sina livsmiljöer och växtplatser i den avverkningsanmälda skogen: guckusko (S, T, §7) och blåsippa (T, §9).</w:t>
-      </w:r>
-    </w:p>
-    <w:p>
-      <w:r>
-        <w:rPr>
-          <w:b/>
-        </w:rPr>
-        <w:t>Blåsippa (§9)</w:t>
-      </w:r>
-      <w:r>
-        <w:t xml:space="preserve"> är typisk art för </w:t>
-      </w:r>
-      <w:r>
-        <w:rPr>
-          <w:i/>
-        </w:rPr>
-        <w:t>9050 Näringsrik granskog, 9020 Nordlig ädellövskog</w:t>
-      </w:r>
-      <w:r>
-        <w:t xml:space="preserve"> och </w:t>
-      </w:r>
-      <w:r>
-        <w:rPr>
-          <w:i/>
-        </w:rPr>
-        <w:t>8240 Karsthällmarker</w:t>
-      </w:r>
-      <w:r>
-        <w:t xml:space="preserve"> (SLU Artdatabanken, 2025).</w:t>
-      </w:r>
-    </w:p>
-    <w:p>
-      <w:r>
-        <w:rPr>
-          <w:b/>
-        </w:rPr>
-        <w:t>Guckusko (§7)</w:t>
-      </w:r>
-      <w:r>
-        <w:t xml:space="preserve"> omfattas av EU:s art- och habitatdirektiv och är fridlyst enligt §7 Artskyddsförordningen (bilaga 1) vilket innebär att hela dess livsmiljö ska bevaras. Guckusko är beroende av hög och jämn luftfuktighet i gamla, ostörda skogsmiljöer och är känslig för snabba förändringar av ljus-/vindförhållanden eller uttorkning. Den förekommer främst i skogar som inte påverkats av kraftig störning, till exempel slutavverkning, markberedning, körskador, gödsling eller dikning. Guckusko är rödlistad som nära hotad (NT) i den europeiska rödlistan och Sverige hyser mer än halva den beräknade populationen av arten i EU, vilket innebär att vi har ett internationellt ansvar för arten. Guckusko är typisk art för </w:t>
-      </w:r>
-      <w:r>
-        <w:rPr>
-          <w:i/>
-        </w:rPr>
-        <w:t>9050 Näringsrik granskog</w:t>
-      </w:r>
-      <w:r>
-        <w:t xml:space="preserve"> (SLU Artdatabanken, 2021; IUCN, 2011).</w:t>
-      </w:r>
-    </w:p>
-    <w:p>
-      <w:r>
-        <w:t>I BILAGA 1 finns mer detaljerad information om ekologi samt krav på livsmiljö hos fridlysta arter.</w:t>
-      </w:r>
-    </w:p>
-    <w:p>
-      <w:pPr>
-        <w:pStyle w:val="Heading2"/>
-      </w:pPr>
-      <w:r>
-        <w:t>Övriga naturvårdsarter</w:t>
+        <w:t>Nedan följer beskrivningar av de naturvårdsarter och fridlysta arter som har sina livsmiljöer och växtplatser i den avverkningsanmälda skogen. Se även ytterligare artfakta i BILAGA 1. De påträffade naturvårdsarterna är ett tydligt kvitto på att det rör sig om en skog med höga naturvärden.</w:t>
       </w:r>
     </w:p>
     <w:p>
@@ -386,6 +308,26 @@
         <w:rPr>
           <w:b/>
         </w:rPr>
+        <w:t>Guckusko (§7)</w:t>
+      </w:r>
+      <w:r>
+        <w:t xml:space="preserve"> omfattas av EU:s art- och habitatdirektiv och är fridlyst enligt §7 Artskyddsförordningen (bilaga 1) vilket innebär att hela dess livsmiljö ska bevaras. Guckusko är beroende av hög och jämn luftfuktighet i gamla, ostörda skogsmiljöer och är känslig för snabba förändringar av ljus-/vindförhållanden eller uttorkning. Den förekommer främst i skogar som inte påverkats av kraftig störning, till exempel slutavverkning, markberedning, körskador, gödsling eller dikning. Guckusko är rödlistad som nära hotad (NT) i den europeiska rödlistan och Sverige hyser mer än halva den beräknade populationen av arten i EU, vilket innebär att vi har ett internationellt ansvar för arten. Guckusko är typisk art för </w:t>
+      </w:r>
+      <w:r>
+        <w:rPr>
+          <w:i/>
+        </w:rPr>
+        <w:t>9050 Näringsrik granskog</w:t>
+      </w:r>
+      <w:r>
+        <w:t xml:space="preserve"> (SLU Artdatabanken, 2021; IUCN, 2011).</w:t>
+      </w:r>
+    </w:p>
+    <w:p>
+      <w:r>
+        <w:rPr>
+          <w:b/>
+        </w:rPr>
         <w:t>Tibast</w:t>
       </w:r>
       <w:r>
@@ -399,6 +341,35 @@
       </w:r>
       <w:r>
         <w:t xml:space="preserve"> och värdväxt för de två fjärilsarterna större tibastmal och brun tibastmal (CR) (SLU Artdatabanken, 2024; Nitare &amp; Skogsstyrelsen, 2019).</w:t>
+      </w:r>
+    </w:p>
+    <w:p>
+      <w:r>
+        <w:rPr>
+          <w:b/>
+        </w:rPr>
+        <w:t>Blåsippa (§9)</w:t>
+      </w:r>
+      <w:r>
+        <w:t xml:space="preserve"> är typisk art för </w:t>
+      </w:r>
+      <w:r>
+        <w:rPr>
+          <w:i/>
+        </w:rPr>
+        <w:t>9050 Näringsrik granskog, 9020 Nordlig ädellövskog</w:t>
+      </w:r>
+      <w:r>
+        <w:t xml:space="preserve"> och </w:t>
+      </w:r>
+      <w:r>
+        <w:rPr>
+          <w:i/>
+        </w:rPr>
+        <w:t>8240 Karsthällmarker</w:t>
+      </w:r>
+      <w:r>
+        <w:t xml:space="preserve"> (SLU Artdatabanken, 2025).</w:t>
       </w:r>
     </w:p>
     <w:p>
@@ -698,41 +669,6 @@
         <w:pStyle w:val="Heading1"/>
       </w:pPr>
       <w:r>
-        <w:t>Guckusko – ekologi samt krav på livsmiljön</w:t>
-      </w:r>
-    </w:p>
-    <w:p>
-      <w:r>
-        <w:t>Guckusko omfattas av EU:s art- och habitatdirektiv och är fridlyst enligt §7 Artskyddsförordningen (bilaga 1) vilket innebär att hela dess livsmiljö ska bevaras. Guckusko är beroende av hög och jämn luftfuktighet i gamla, ostörda skogsmiljöer och är känslig för snabba förändringar av ljus-/vindförhållanden eller uttorkning. Den förekommer främst i skogar som inte påverkats av kraftig störning, till exempel slutavverkning, markberedning, körskador, gödsling eller dikning (SLU Artdatabanken, 2021).Dikning och slutavverkning av guckuskons växtplatser är ett direkt hot mot arten och bör undvikas. Kalavverkning missgynnar arten, dels om hyggesavfall lämnas, vilket kan kväva enskilda bestånd, dels indirekt genom att mer konkurrensstarka arter gynnas. Körskador av skogsmaskiner och hyggesplöjning kan leda till lokalt ändrad hydrologi, då de mullrika, fuktiga jordarna är mjuka. Sverige hyser mer än halva den beräknade populationen av arten i EU, vilket innebär att vi har ett internationellt ansvar för arten (SLU Artdatabanken, 2021).</w:t>
-      </w:r>
-    </w:p>
-    <w:p>
-      <w:pPr>
-        <w:pStyle w:val="Heading2"/>
-      </w:pPr>
-      <w:r>
-        <w:t>Referenser – guckusko</w:t>
-      </w:r>
-    </w:p>
-    <w:p>
-      <w:r>
-        <w:t xml:space="preserve">SLU Artdatabanken, 2021. </w:t>
-      </w:r>
-      <w:r>
-        <w:rPr>
-          <w:i/>
-        </w:rPr>
-        <w:t xml:space="preserve">Artfaktablad. Naturvård – artfakta. </w:t>
-      </w:r>
-      <w:r>
-        <w:t>SLU Artdatabanken, Uppsala</w:t>
-      </w:r>
-    </w:p>
-    <w:p>
-      <w:pPr>
-        <w:pStyle w:val="Heading1"/>
-      </w:pPr>
-      <w:r>
         <w:t>Lunglav – ekologi samt krav på livsmiljön</w:t>
       </w:r>
     </w:p>
@@ -827,6 +763,41 @@
         <w:t>SLU Artdatabanken, Uppsala.</w:t>
       </w:r>
     </w:p>
+    <w:p>
+      <w:pPr>
+        <w:pStyle w:val="Heading1"/>
+      </w:pPr>
+      <w:r>
+        <w:t>Guckusko – ekologi samt krav på livsmiljön</w:t>
+      </w:r>
+    </w:p>
+    <w:p>
+      <w:r>
+        <w:t>Guckusko omfattas av EU:s art- och habitatdirektiv och är fridlyst enligt §7 Artskyddsförordningen (bilaga 1) vilket innebär att hela dess livsmiljö ska bevaras. Guckusko är beroende av hög och jämn luftfuktighet i gamla, ostörda skogsmiljöer och är känslig för snabba förändringar av ljus-/vindförhållanden eller uttorkning. Den förekommer främst i skogar som inte påverkats av kraftig störning, till exempel slutavverkning, markberedning, körskador, gödsling eller dikning (SLU Artdatabanken, 2021).Dikning och slutavverkning av guckuskons växtplatser är ett direkt hot mot arten och bör undvikas. Kalavverkning missgynnar arten, dels om hyggesavfall lämnas, vilket kan kväva enskilda bestånd, dels indirekt genom att mer konkurrensstarka arter gynnas. Körskador av skogsmaskiner och hyggesplöjning kan leda till lokalt ändrad hydrologi, då de mullrika, fuktiga jordarna är mjuka. Sverige hyser mer än halva den beräknade populationen av arten i EU, vilket innebär att vi har ett internationellt ansvar för arten (SLU Artdatabanken, 2021).</w:t>
+      </w:r>
+    </w:p>
+    <w:p>
+      <w:pPr>
+        <w:pStyle w:val="Heading2"/>
+      </w:pPr>
+      <w:r>
+        <w:t>Referenser – guckusko</w:t>
+      </w:r>
+    </w:p>
+    <w:p>
+      <w:r>
+        <w:t xml:space="preserve">SLU Artdatabanken, 2021. </w:t>
+      </w:r>
+      <w:r>
+        <w:rPr>
+          <w:i/>
+        </w:rPr>
+        <w:t xml:space="preserve">Artfaktablad. Naturvård – artfakta. </w:t>
+      </w:r>
+      <w:r>
+        <w:t>SLU Artdatabanken, Uppsala</w:t>
+      </w:r>
+    </w:p>
     <w:sectPr>
       <w:headerReference w:type="even" r:id="rId8"/>
       <w:headerReference w:type="default" r:id="rId9"/>
@@ -955,7 +926,7 @@
     <w:r>
       <w:tab/>
       <w:tab/>
-      <w:t>2026-06-20</w:t>
+      <w:t>2026-06-21</w:t>
       <w:br/>
       <w:br/>
     </w:r>

--- a/klagomål/A 25122-2022 FSC-klagomål.docx
+++ b/klagomål/A 25122-2022 FSC-klagomål.docx
@@ -926,7 +926,7 @@
     <w:r>
       <w:tab/>
       <w:tab/>
-      <w:t>2026-06-21</w:t>
+      <w:t>2026-06-22</w:t>
       <w:br/>
       <w:br/>
     </w:r>

--- a/klagomål/A 25122-2022 FSC-klagomål.docx
+++ b/klagomål/A 25122-2022 FSC-klagomål.docx
@@ -926,7 +926,7 @@
     <w:r>
       <w:tab/>
       <w:tab/>
-      <w:t>2026-06-22</w:t>
+      <w:t>2026-06-23</w:t>
       <w:br/>
       <w:br/>
     </w:r>

--- a/klagomål/A 25122-2022 FSC-klagomål.docx
+++ b/klagomål/A 25122-2022 FSC-klagomål.docx
@@ -926,7 +926,7 @@
     <w:r>
       <w:tab/>
       <w:tab/>
-      <w:t>2026-06-23</w:t>
+      <w:t>2026-06-24</w:t>
       <w:br/>
       <w:br/>
     </w:r>

--- a/klagomål/A 25122-2022 FSC-klagomål.docx
+++ b/klagomål/A 25122-2022 FSC-klagomål.docx
@@ -926,7 +926,7 @@
     <w:r>
       <w:tab/>
       <w:tab/>
-      <w:t>2026-06-24</w:t>
+      <w:t>2026-06-25</w:t>
       <w:br/>
       <w:br/>
     </w:r>

--- a/klagomål/A 25122-2022 FSC-klagomål.docx
+++ b/klagomål/A 25122-2022 FSC-klagomål.docx
@@ -926,7 +926,7 @@
     <w:r>
       <w:tab/>
       <w:tab/>
-      <w:t>2026-06-25</w:t>
+      <w:t>2026-06-26</w:t>
       <w:br/>
       <w:br/>
     </w:r>

--- a/klagomål/A 25122-2022 FSC-klagomål.docx
+++ b/klagomål/A 25122-2022 FSC-klagomål.docx
@@ -926,7 +926,7 @@
     <w:r>
       <w:tab/>
       <w:tab/>
-      <w:t>2026-06-26</w:t>
+      <w:t>2026-06-27</w:t>
       <w:br/>
       <w:br/>
     </w:r>

--- a/klagomål/A 25122-2022 FSC-klagomål.docx
+++ b/klagomål/A 25122-2022 FSC-klagomål.docx
@@ -926,7 +926,7 @@
     <w:r>
       <w:tab/>
       <w:tab/>
-      <w:t>2026-06-27</w:t>
+      <w:t>2026-06-28</w:t>
       <w:br/>
       <w:br/>
     </w:r>

--- a/klagomål/A 25122-2022 FSC-klagomål.docx
+++ b/klagomål/A 25122-2022 FSC-klagomål.docx
@@ -926,7 +926,7 @@
     <w:r>
       <w:tab/>
       <w:tab/>
-      <w:t>2026-06-28</w:t>
+      <w:t>2026-06-29</w:t>
       <w:br/>
       <w:br/>
     </w:r>

--- a/klagomål/A 25122-2022 FSC-klagomål.docx
+++ b/klagomål/A 25122-2022 FSC-klagomål.docx
@@ -926,7 +926,7 @@
     <w:r>
       <w:tab/>
       <w:tab/>
-      <w:t>2026-06-29</w:t>
+      <w:t>2026-06-30</w:t>
       <w:br/>
       <w:br/>
     </w:r>

--- a/klagomål/A 25122-2022 FSC-klagomål.docx
+++ b/klagomål/A 25122-2022 FSC-klagomål.docx
@@ -926,7 +926,7 @@
     <w:r>
       <w:tab/>
       <w:tab/>
-      <w:t>2026-06-30</w:t>
+      <w:t>2026-07-01</w:t>
       <w:br/>
       <w:br/>
     </w:r>

--- a/klagomål/A 25122-2022 FSC-klagomål.docx
+++ b/klagomål/A 25122-2022 FSC-klagomål.docx
@@ -926,7 +926,7 @@
     <w:r>
       <w:tab/>
       <w:tab/>
-      <w:t>2026-07-01</w:t>
+      <w:t>2026-07-02</w:t>
       <w:br/>
       <w:br/>
     </w:r>

--- a/klagomål/A 25122-2022 FSC-klagomål.docx
+++ b/klagomål/A 25122-2022 FSC-klagomål.docx
@@ -926,7 +926,7 @@
     <w:r>
       <w:tab/>
       <w:tab/>
-      <w:t>2026-07-13</w:t>
+      <w:t>2026-07-14</w:t>
       <w:br/>
       <w:br/>
     </w:r>

--- a/klagomål/A 25122-2022 FSC-klagomål.docx
+++ b/klagomål/A 25122-2022 FSC-klagomål.docx
@@ -926,7 +926,7 @@
     <w:r>
       <w:tab/>
       <w:tab/>
-      <w:t>2026-07-14</w:t>
+      <w:t>2026-07-15</w:t>
       <w:br/>
       <w:br/>
     </w:r>

--- a/klagomål/A 25122-2022 FSC-klagomål.docx
+++ b/klagomål/A 25122-2022 FSC-klagomål.docx
@@ -926,7 +926,7 @@
     <w:r>
       <w:tab/>
       <w:tab/>
-      <w:t>2026-07-15</w:t>
+      <w:t>2026-07-16</w:t>
       <w:br/>
       <w:br/>
     </w:r>

--- a/klagomål/A 25122-2022 FSC-klagomål.docx
+++ b/klagomål/A 25122-2022 FSC-klagomål.docx
@@ -926,7 +926,7 @@
     <w:r>
       <w:tab/>
       <w:tab/>
-      <w:t>2026-07-16</w:t>
+      <w:t>2026-07-17</w:t>
       <w:br/>
       <w:br/>
     </w:r>

--- a/klagomål/A 25122-2022 FSC-klagomål.docx
+++ b/klagomål/A 25122-2022 FSC-klagomål.docx
@@ -926,7 +926,7 @@
     <w:r>
       <w:tab/>
       <w:tab/>
-      <w:t>2026-07-17</w:t>
+      <w:t>2026-07-18</w:t>
       <w:br/>
       <w:br/>
     </w:r>

--- a/klagomål/A 25122-2022 FSC-klagomål.docx
+++ b/klagomål/A 25122-2022 FSC-klagomål.docx
@@ -926,7 +926,7 @@
     <w:r>
       <w:tab/>
       <w:tab/>
-      <w:t>2026-07-18</w:t>
+      <w:t>2026-07-19</w:t>
       <w:br/>
       <w:br/>
     </w:r>

--- a/klagomål/A 25122-2022 FSC-klagomål.docx
+++ b/klagomål/A 25122-2022 FSC-klagomål.docx
@@ -926,7 +926,7 @@
     <w:r>
       <w:tab/>
       <w:tab/>
-      <w:t>2026-07-19</w:t>
+      <w:t>2026-07-20</w:t>
       <w:br/>
       <w:br/>
     </w:r>

--- a/klagomål/A 25122-2022 FSC-klagomål.docx
+++ b/klagomål/A 25122-2022 FSC-klagomål.docx
@@ -926,7 +926,7 @@
     <w:r>
       <w:tab/>
       <w:tab/>
-      <w:t>2026-07-20</w:t>
+      <w:t>2026-07-21</w:t>
       <w:br/>
       <w:br/>
     </w:r>

--- a/klagomål/A 25122-2022 FSC-klagomål.docx
+++ b/klagomål/A 25122-2022 FSC-klagomål.docx
@@ -926,7 +926,7 @@
     <w:r>
       <w:tab/>
       <w:tab/>
-      <w:t>2026-07-21</w:t>
+      <w:t>2026-07-22</w:t>
       <w:br/>
       <w:br/>
     </w:r>

--- a/klagomål/A 25122-2022 FSC-klagomål.docx
+++ b/klagomål/A 25122-2022 FSC-klagomål.docx
@@ -926,7 +926,7 @@
     <w:r>
       <w:tab/>
       <w:tab/>
-      <w:t>2026-07-22</w:t>
+      <w:t>2026-07-23</w:t>
       <w:br/>
       <w:br/>
     </w:r>

--- a/klagomål/A 25122-2022 FSC-klagomål.docx
+++ b/klagomål/A 25122-2022 FSC-klagomål.docx
@@ -926,7 +926,7 @@
     <w:r>
       <w:tab/>
       <w:tab/>
-      <w:t>2026-07-23</w:t>
+      <w:t>2026-07-24</w:t>
       <w:br/>
       <w:br/>
     </w:r>

--- a/klagomål/A 25122-2022 FSC-klagomål.docx
+++ b/klagomål/A 25122-2022 FSC-klagomål.docx
@@ -926,7 +926,7 @@
     <w:r>
       <w:tab/>
       <w:tab/>
-      <w:t>2026-07-24</w:t>
+      <w:t>2026-07-25</w:t>
       <w:br/>
       <w:br/>
     </w:r>

--- a/klagomål/A 25122-2022 FSC-klagomål.docx
+++ b/klagomål/A 25122-2022 FSC-klagomål.docx
@@ -926,7 +926,7 @@
     <w:r>
       <w:tab/>
       <w:tab/>
-      <w:t>2026-07-25</w:t>
+      <w:t>2026-07-26</w:t>
       <w:br/>
       <w:br/>
     </w:r>

--- a/klagomål/A 25122-2022 FSC-klagomål.docx
+++ b/klagomål/A 25122-2022 FSC-klagomål.docx
@@ -926,7 +926,7 @@
     <w:r>
       <w:tab/>
       <w:tab/>
-      <w:t>2026-07-26</w:t>
+      <w:t>2026-07-27</w:t>
       <w:br/>
       <w:br/>
     </w:r>

--- a/klagomål/A 25122-2022 FSC-klagomål.docx
+++ b/klagomål/A 25122-2022 FSC-klagomål.docx
@@ -926,7 +926,7 @@
     <w:r>
       <w:tab/>
       <w:tab/>
-      <w:t>2026-07-27</w:t>
+      <w:t>2026-07-28</w:t>
       <w:br/>
       <w:br/>
     </w:r>

--- a/klagomål/A 25122-2022 FSC-klagomål.docx
+++ b/klagomål/A 25122-2022 FSC-klagomål.docx
@@ -926,7 +926,7 @@
     <w:r>
       <w:tab/>
       <w:tab/>
-      <w:t>2026-07-28</w:t>
+      <w:t>2026-07-29</w:t>
       <w:br/>
       <w:br/>
     </w:r>

--- a/klagomål/A 25122-2022 FSC-klagomål.docx
+++ b/klagomål/A 25122-2022 FSC-klagomål.docx
@@ -926,7 +926,7 @@
     <w:r>
       <w:tab/>
       <w:tab/>
-      <w:t>2026-07-29</w:t>
+      <w:t>2026-07-30</w:t>
       <w:br/>
       <w:br/>
     </w:r>

--- a/klagomål/A 25122-2022 FSC-klagomål.docx
+++ b/klagomål/A 25122-2022 FSC-klagomål.docx
@@ -926,7 +926,7 @@
     <w:r>
       <w:tab/>
       <w:tab/>
-      <w:t>2026-07-30</w:t>
+      <w:t>2026-07-31</w:t>
       <w:br/>
       <w:br/>
     </w:r>

--- a/klagomål/A 25122-2022 FSC-klagomål.docx
+++ b/klagomål/A 25122-2022 FSC-klagomål.docx
@@ -926,7 +926,7 @@
     <w:r>
       <w:tab/>
       <w:tab/>
-      <w:t>2026-07-31</w:t>
+      <w:t>2026-08-01</w:t>
       <w:br/>
       <w:br/>
     </w:r>

--- a/klagomål/A 25122-2022 FSC-klagomål.docx
+++ b/klagomål/A 25122-2022 FSC-klagomål.docx
@@ -926,7 +926,7 @@
     <w:r>
       <w:tab/>
       <w:tab/>
-      <w:t>2026-08-01</w:t>
+      <w:t>2026-08-02</w:t>
       <w:br/>
       <w:br/>
     </w:r>

--- a/klagomål/A 25122-2022 FSC-klagomål.docx
+++ b/klagomål/A 25122-2022 FSC-klagomål.docx
@@ -926,7 +926,7 @@
     <w:r>
       <w:tab/>
       <w:tab/>
-      <w:t>2026-08-02</w:t>
+      <w:t>2026-08-03</w:t>
       <w:br/>
       <w:br/>
     </w:r>

--- a/klagomål/A 25122-2022 FSC-klagomål.docx
+++ b/klagomål/A 25122-2022 FSC-klagomål.docx
@@ -926,7 +926,7 @@
     <w:r>
       <w:tab/>
       <w:tab/>
-      <w:t>2026-08-03</w:t>
+      <w:t>2026-08-05</w:t>
       <w:br/>
       <w:br/>
     </w:r>

--- a/klagomål/A 25122-2022 FSC-klagomål.docx
+++ b/klagomål/A 25122-2022 FSC-klagomål.docx
@@ -926,7 +926,7 @@
     <w:r>
       <w:tab/>
       <w:tab/>
-      <w:t>2026-08-05</w:t>
+      <w:t>2026-08-07</w:t>
       <w:br/>
       <w:br/>
     </w:r>

--- a/klagomål/A 25122-2022 FSC-klagomål.docx
+++ b/klagomål/A 25122-2022 FSC-klagomål.docx
@@ -926,7 +926,7 @@
     <w:r>
       <w:tab/>
       <w:tab/>
-      <w:t>2026-08-07</w:t>
+      <w:t>2026-08-08</w:t>
       <w:br/>
       <w:br/>
     </w:r>

--- a/klagomål/A 25122-2022 FSC-klagomål.docx
+++ b/klagomål/A 25122-2022 FSC-klagomål.docx
@@ -216,7 +216,7 @@
         <w:spacing w:after="240"/>
       </w:pPr>
       <w:r>
-        <w:t>Figur 1. Fyndplatser för naturvårdsarter inom 9 meter från avverkningsanmälan. Markörer utan svart kant är placerade på fyndplatsen. Markörer med svart kant är placerade vid sidan av fyndplatsen har ett svart streck som visar fyndplatsens exakta position. Kartans mittpunktskoordinat är N 7007961, E 450717 i SWEREF 99 TM.</w:t>
+        <w:t>Figur 1. Fyndplatser för naturvårdsarter inom 9 meter från avverkningsanmälan. Markörer utan svart kant är placerade på fyndplatsen. Markörer med svart kant är placerade vid sidan av fyndplatsen och har ett svart streck som visar fyndplatsens exakta position. Kartans mittpunktskoordinat är N 7007961, E 450717 i SWEREF 99 TM.</w:t>
       </w:r>
     </w:p>
     <w:p>
@@ -926,7 +926,7 @@
     <w:r>
       <w:tab/>
       <w:tab/>
-      <w:t>2026-08-14</w:t>
+      <w:t>2026-08-15</w:t>
       <w:br/>
       <w:br/>
     </w:r>

--- a/klagomål/A 25122-2022 FSC-klagomål.docx
+++ b/klagomål/A 25122-2022 FSC-klagomål.docx
@@ -926,7 +926,7 @@
     <w:r>
       <w:tab/>
       <w:tab/>
-      <w:t>2026-08-15</w:t>
+      <w:t>2026-08-16</w:t>
       <w:br/>
       <w:br/>
     </w:r>

--- a/klagomål/A 25122-2022 FSC-klagomål.docx
+++ b/klagomål/A 25122-2022 FSC-klagomål.docx
@@ -926,7 +926,7 @@
     <w:r>
       <w:tab/>
       <w:tab/>
-      <w:t>2026-08-16</w:t>
+      <w:t>2026-08-17</w:t>
       <w:br/>
       <w:br/>
     </w:r>

--- a/klagomål/A 25122-2022 FSC-klagomål.docx
+++ b/klagomål/A 25122-2022 FSC-klagomål.docx
@@ -926,7 +926,7 @@
     <w:r>
       <w:tab/>
       <w:tab/>
-      <w:t>2026-08-17</w:t>
+      <w:t>2026-08-18</w:t>
       <w:br/>
       <w:br/>
     </w:r>

--- a/klagomål/A 25122-2022 FSC-klagomål.docx
+++ b/klagomål/A 25122-2022 FSC-klagomål.docx
@@ -926,7 +926,7 @@
     <w:r>
       <w:tab/>
       <w:tab/>
-      <w:t>2026-08-18</w:t>
+      <w:t>2026-08-19</w:t>
       <w:br/>
       <w:br/>
     </w:r>

--- a/klagomål/A 25122-2022 FSC-klagomål.docx
+++ b/klagomål/A 25122-2022 FSC-klagomål.docx
@@ -926,7 +926,7 @@
     <w:r>
       <w:tab/>
       <w:tab/>
-      <w:t>2026-08-19</w:t>
+      <w:t>2026-08-20</w:t>
       <w:br/>
       <w:br/>
     </w:r>

--- a/klagomål/A 25122-2022 FSC-klagomål.docx
+++ b/klagomål/A 25122-2022 FSC-klagomål.docx
@@ -926,7 +926,7 @@
     <w:r>
       <w:tab/>
       <w:tab/>
-      <w:t>2026-08-20</w:t>
+      <w:t>2026-08-21</w:t>
       <w:br/>
       <w:br/>
     </w:r>

--- a/klagomål/A 25122-2022 FSC-klagomål.docx
+++ b/klagomål/A 25122-2022 FSC-klagomål.docx
@@ -926,7 +926,7 @@
     <w:r>
       <w:tab/>
       <w:tab/>
-      <w:t>2026-08-21</w:t>
+      <w:t>2026-08-22</w:t>
       <w:br/>
       <w:br/>
     </w:r>

--- a/klagomål/A 25122-2022 FSC-klagomål.docx
+++ b/klagomål/A 25122-2022 FSC-klagomål.docx
@@ -926,7 +926,7 @@
     <w:r>
       <w:tab/>
       <w:tab/>
-      <w:t>2026-08-22</w:t>
+      <w:t>2026-08-23</w:t>
       <w:br/>
       <w:br/>
     </w:r>

--- a/klagomål/A 25122-2022 FSC-klagomål.docx
+++ b/klagomål/A 25122-2022 FSC-klagomål.docx
@@ -926,7 +926,7 @@
     <w:r>
       <w:tab/>
       <w:tab/>
-      <w:t>2026-08-23</w:t>
+      <w:t>2026-08-24</w:t>
       <w:br/>
       <w:br/>
     </w:r>

--- a/klagomål/A 25122-2022 FSC-klagomål.docx
+++ b/klagomål/A 25122-2022 FSC-klagomål.docx
@@ -926,7 +926,7 @@
     <w:r>
       <w:tab/>
       <w:tab/>
-      <w:t>2026-08-24</w:t>
+      <w:t>2026-08-25</w:t>
       <w:br/>
       <w:br/>
     </w:r>

--- a/klagomål/A 25122-2022 FSC-klagomål.docx
+++ b/klagomål/A 25122-2022 FSC-klagomål.docx
@@ -926,7 +926,7 @@
     <w:r>
       <w:tab/>
       <w:tab/>
-      <w:t>2026-08-25</w:t>
+      <w:t>2026-08-26</w:t>
       <w:br/>
       <w:br/>
     </w:r>

--- a/klagomål/A 25122-2022 FSC-klagomål.docx
+++ b/klagomål/A 25122-2022 FSC-klagomål.docx
@@ -926,7 +926,7 @@
     <w:r>
       <w:tab/>
       <w:tab/>
-      <w:t>2026-08-26</w:t>
+      <w:t>2026-08-27</w:t>
       <w:br/>
       <w:br/>
     </w:r>

--- a/klagomål/A 25122-2022 FSC-klagomål.docx
+++ b/klagomål/A 25122-2022 FSC-klagomål.docx
@@ -926,7 +926,7 @@
     <w:r>
       <w:tab/>
       <w:tab/>
-      <w:t>2026-08-27</w:t>
+      <w:t>2026-08-28</w:t>
       <w:br/>
       <w:br/>
     </w:r>

--- a/klagomål/A 25122-2022 FSC-klagomål.docx
+++ b/klagomål/A 25122-2022 FSC-klagomål.docx
@@ -926,7 +926,7 @@
     <w:r>
       <w:tab/>
       <w:tab/>
-      <w:t>2026-08-28</w:t>
+      <w:t>2026-08-29</w:t>
       <w:br/>
       <w:br/>
     </w:r>

--- a/klagomål/A 25122-2022 FSC-klagomål.docx
+++ b/klagomål/A 25122-2022 FSC-klagomål.docx
@@ -926,7 +926,7 @@
     <w:r>
       <w:tab/>
       <w:tab/>
-      <w:t>2026-08-29</w:t>
+      <w:t>2026-08-31</w:t>
       <w:br/>
       <w:br/>
     </w:r>

--- a/klagomål/A 25122-2022 FSC-klagomål.docx
+++ b/klagomål/A 25122-2022 FSC-klagomål.docx
@@ -926,7 +926,7 @@
     <w:r>
       <w:tab/>
       <w:tab/>
-      <w:t>2026-08-31</w:t>
+      <w:t>2026-09-01</w:t>
       <w:br/>
       <w:br/>
     </w:r>

--- a/klagomål/A 25122-2022 FSC-klagomål.docx
+++ b/klagomål/A 25122-2022 FSC-klagomål.docx
@@ -926,7 +926,7 @@
     <w:r>
       <w:tab/>
       <w:tab/>
-      <w:t>2026-09-01</w:t>
+      <w:t>2026-09-02</w:t>
       <w:br/>
       <w:br/>
     </w:r>

--- a/klagomål/A 25122-2022 FSC-klagomål.docx
+++ b/klagomål/A 25122-2022 FSC-klagomål.docx
@@ -926,7 +926,7 @@
     <w:r>
       <w:tab/>
       <w:tab/>
-      <w:t>2026-09-02</w:t>
+      <w:t>2026-09-03</w:t>
       <w:br/>
       <w:br/>
     </w:r>

--- a/klagomål/A 25122-2022 FSC-klagomål.docx
+++ b/klagomål/A 25122-2022 FSC-klagomål.docx
@@ -926,7 +926,7 @@
     <w:r>
       <w:tab/>
       <w:tab/>
-      <w:t>2026-09-03</w:t>
+      <w:t>2026-09-04</w:t>
       <w:br/>
       <w:br/>
     </w:r>

--- a/klagomål/A 25122-2022 FSC-klagomål.docx
+++ b/klagomål/A 25122-2022 FSC-klagomål.docx
@@ -926,7 +926,7 @@
     <w:r>
       <w:tab/>
       <w:tab/>
-      <w:t>2026-09-04</w:t>
+      <w:t>2026-09-05</w:t>
       <w:br/>
       <w:br/>
     </w:r>

--- a/klagomål/A 25122-2022 FSC-klagomål.docx
+++ b/klagomål/A 25122-2022 FSC-klagomål.docx
@@ -926,7 +926,7 @@
     <w:r>
       <w:tab/>
       <w:tab/>
-      <w:t>2026-09-05</w:t>
+      <w:t>2026-09-06</w:t>
       <w:br/>
       <w:br/>
     </w:r>

--- a/klagomål/A 25122-2022 FSC-klagomål.docx
+++ b/klagomål/A 25122-2022 FSC-klagomål.docx
@@ -926,7 +926,7 @@
     <w:r>
       <w:tab/>
       <w:tab/>
-      <w:t>2026-09-06</w:t>
+      <w:t>2026-09-07</w:t>
       <w:br/>
       <w:br/>
     </w:r>

--- a/klagomål/A 25122-2022 FSC-klagomål.docx
+++ b/klagomål/A 25122-2022 FSC-klagomål.docx
@@ -926,7 +926,7 @@
     <w:r>
       <w:tab/>
       <w:tab/>
-      <w:t>2026-09-07</w:t>
+      <w:t>2026-09-08</w:t>
       <w:br/>
       <w:br/>
     </w:r>

--- a/klagomål/A 25122-2022 FSC-klagomål.docx
+++ b/klagomål/A 25122-2022 FSC-klagomål.docx
@@ -926,7 +926,7 @@
     <w:r>
       <w:tab/>
       <w:tab/>
-      <w:t>2026-09-08</w:t>
+      <w:t>2026-09-09</w:t>
       <w:br/>
       <w:br/>
     </w:r>

--- a/klagomål/A 25122-2022 FSC-klagomål.docx
+++ b/klagomål/A 25122-2022 FSC-klagomål.docx
@@ -926,7 +926,7 @@
     <w:r>
       <w:tab/>
       <w:tab/>
-      <w:t>2026-09-09</w:t>
+      <w:t>2026-09-10</w:t>
       <w:br/>
       <w:br/>
     </w:r>

--- a/klagomål/A 25122-2022 FSC-klagomål.docx
+++ b/klagomål/A 25122-2022 FSC-klagomål.docx
@@ -926,7 +926,7 @@
     <w:r>
       <w:tab/>
       <w:tab/>
-      <w:t>2026-09-10</w:t>
+      <w:t>2026-09-11</w:t>
       <w:br/>
       <w:br/>
     </w:r>

--- a/klagomål/A 25122-2022 FSC-klagomål.docx
+++ b/klagomål/A 25122-2022 FSC-klagomål.docx
@@ -926,7 +926,7 @@
     <w:r>
       <w:tab/>
       <w:tab/>
-      <w:t>2026-09-11</w:t>
+      <w:t>2026-09-12</w:t>
       <w:br/>
       <w:br/>
     </w:r>

--- a/klagomål/A 25122-2022 FSC-klagomål.docx
+++ b/klagomål/A 25122-2022 FSC-klagomål.docx
@@ -926,7 +926,7 @@
     <w:r>
       <w:tab/>
       <w:tab/>
-      <w:t>2026-09-12</w:t>
+      <w:t>2026-09-13</w:t>
       <w:br/>
       <w:br/>
     </w:r>
